--- a/public/privacy.docx
+++ b/public/privacy.docx
@@ -1,6 +1,6 @@
 
 <file path=word/document.xml><?xml version="1.0" encoding="utf-8"?>
-<w:document xmlns:wpc="http://schemas.microsoft.com/office/word/2010/wordprocessingCanvas" xmlns:cx="http://schemas.microsoft.com/office/drawing/2014/chartex" xmlns:cx1="http://schemas.microsoft.com/office/drawing/2015/9/8/chartex" xmlns:cx2="http://schemas.microsoft.com/office/drawing/2015/10/21/chartex" xmlns:cx3="http://schemas.microsoft.com/office/drawing/2016/5/9/chartex" xmlns:cx4="http://schemas.microsoft.com/office/drawing/2016/5/10/chartex" xmlns:cx5="http://schemas.microsoft.com/office/drawing/2016/5/11/chartex" xmlns:cx6="http://schemas.microsoft.com/office/drawing/2016/5/12/chartex" xmlns:cx7="http://schemas.microsoft.com/office/drawing/2016/5/13/chartex" xmlns:cx8="http://schemas.microsoft.com/office/drawing/2016/5/14/chartex" xmlns:mc="http://schemas.openxmlformats.org/markup-compatibility/2006" xmlns:aink="http://schemas.microsoft.com/office/drawing/2016/ink" xmlns:am3d="http://schemas.microsoft.com/office/drawing/2017/model3d" xmlns:o="urn:schemas-microsoft-com:office:office" xmlns:oel="http://schemas.microsoft.com/office/2019/extlst" xmlns:r="http://schemas.openxmlformats.org/officeDocument/2006/relationships" xmlns:m="http://schemas.openxmlformats.org/officeDocument/2006/math" xmlns:v="urn:schemas-microsoft-com:vml" xmlns:wp14="http://schemas.microsoft.com/office/word/2010/wordprocessingDrawing" xmlns:wp="http://schemas.openxmlformats.org/drawingml/2006/wordprocessingDrawing" xmlns:w10="urn:schemas-microsoft-com:office:word" xmlns:w="http://schemas.openxmlformats.org/wordprocessingml/2006/main" xmlns:w14="http://schemas.microsoft.com/office/word/2010/wordml" xmlns:w15="http://schemas.microsoft.com/office/word/2012/wordml" xmlns:w16cex="http://schemas.microsoft.com/office/word/2018/wordml/cex" xmlns:w16cid="http://schemas.microsoft.com/office/word/2016/wordml/cid" xmlns:w16="http://schemas.microsoft.com/office/word/2018/wordml" xmlns:w16sdtdh="http://schemas.microsoft.com/office/word/2020/wordml/sdtdatahash" xmlns:w16se="http://schemas.microsoft.com/office/word/2015/wordml/symex" xmlns:wpg="http://schemas.microsoft.com/office/word/2010/wordprocessingGroup" xmlns:wpi="http://schemas.microsoft.com/office/word/2010/wordprocessingInk" xmlns:wne="http://schemas.microsoft.com/office/word/2006/wordml" xmlns:wps="http://schemas.microsoft.com/office/word/2010/wordprocessingShape" mc:Ignorable="w14 w15 w16se w16cid w16 w16cex w16sdtdh wp14">
+<w:document xmlns:wpc="http://schemas.microsoft.com/office/word/2010/wordprocessingCanvas" xmlns:cx="http://schemas.microsoft.com/office/drawing/2014/chartex" xmlns:cx1="http://schemas.microsoft.com/office/drawing/2015/9/8/chartex" xmlns:cx2="http://schemas.microsoft.com/office/drawing/2015/10/21/chartex" xmlns:cx3="http://schemas.microsoft.com/office/drawing/2016/5/9/chartex" xmlns:cx4="http://schemas.microsoft.com/office/drawing/2016/5/10/chartex" xmlns:cx5="http://schemas.microsoft.com/office/drawing/2016/5/11/chartex" xmlns:cx6="http://schemas.microsoft.com/office/drawing/2016/5/12/chartex" xmlns:cx7="http://schemas.microsoft.com/office/drawing/2016/5/13/chartex" xmlns:cx8="http://schemas.microsoft.com/office/drawing/2016/5/14/chartex" xmlns:mc="http://schemas.openxmlformats.org/markup-compatibility/2006" xmlns:aink="http://schemas.microsoft.com/office/drawing/2016/ink" xmlns:am3d="http://schemas.microsoft.com/office/drawing/2017/model3d" xmlns:o="urn:schemas-microsoft-com:office:office" xmlns:oel="http://schemas.microsoft.com/office/2019/extlst" xmlns:r="http://schemas.openxmlformats.org/officeDocument/2006/relationships" xmlns:m="http://schemas.openxmlformats.org/officeDocument/2006/math" xmlns:v="urn:schemas-microsoft-com:vml" xmlns:wp14="http://schemas.microsoft.com/office/word/2010/wordprocessingDrawing" xmlns:wp="http://schemas.openxmlformats.org/drawingml/2006/wordprocessingDrawing" xmlns:w10="urn:schemas-microsoft-com:office:word" xmlns:w="http://schemas.openxmlformats.org/wordprocessingml/2006/main" xmlns:w14="http://schemas.microsoft.com/office/word/2010/wordml" xmlns:w15="http://schemas.microsoft.com/office/word/2012/wordml" xmlns:w16cex="http://schemas.microsoft.com/office/word/2018/wordml/cex" xmlns:w16cid="http://schemas.microsoft.com/office/word/2016/wordml/cid" xmlns:w16="http://schemas.microsoft.com/office/word/2018/wordml" xmlns:w16du="http://schemas.microsoft.com/office/word/2023/wordml/word16du" xmlns:w16sdtdh="http://schemas.microsoft.com/office/word/2020/wordml/sdtdatahash" xmlns:w16sdtfl="http://schemas.microsoft.com/office/word/2024/wordml/sdtformatlock" xmlns:w16se="http://schemas.microsoft.com/office/word/2015/wordml/symex" xmlns:wpg="http://schemas.microsoft.com/office/word/2010/wordprocessingGroup" xmlns:wpi="http://schemas.microsoft.com/office/word/2010/wordprocessingInk" xmlns:wne="http://schemas.microsoft.com/office/word/2006/wordml" xmlns:wps="http://schemas.microsoft.com/office/word/2010/wordprocessingShape" mc:Ignorable="w14 w15 w16se w16cid w16 w16cex w16sdtdh w16sdtfl w16du wp14">
   <w:body>
     <w:p>
       <w:pPr>
@@ -37,7 +37,19 @@
         <w:t xml:space="preserve"> </w:t>
       </w:r>
       <w:r>
-        <w:t>June 26, 2024</w:t>
+        <w:t>March</w:t>
+      </w:r>
+      <w:r>
+        <w:t xml:space="preserve"> </w:t>
+      </w:r>
+      <w:r>
+        <w:t>30</w:t>
+      </w:r>
+      <w:r>
+        <w:t>, 202</w:t>
+      </w:r>
+      <w:r>
+        <w:t>6</w:t>
       </w:r>
     </w:p>
     <w:p>
@@ -155,19 +167,7 @@
           <w:rPr>
             <w:rStyle w:val="Hyperlink"/>
           </w:rPr>
-          <w:t>https://</w:t>
-        </w:r>
-        <w:r>
-          <w:rPr>
-            <w:rStyle w:val="Hyperlink"/>
-          </w:rPr>
-          <w:t>w</w:t>
-        </w:r>
-        <w:r>
-          <w:rPr>
-            <w:rStyle w:val="Hyperlink"/>
-          </w:rPr>
-          <w:t>ww.appflowy.com</w:t>
+          <w:t>https://www.appflowy.com</w:t>
         </w:r>
       </w:hyperlink>
       <w:r>
@@ -485,109 +485,177 @@
       <w:pPr>
         <w:pStyle w:val="BodyText"/>
         <w:jc w:val="both"/>
+      </w:pPr>
+      <w:r>
         <w:rPr>
           <w:b/>
           <w:bCs/>
         </w:rPr>
-      </w:pPr>
-      <w:r>
+        <w:t>Interactive Features</w:t>
+      </w:r>
+      <w:r>
+        <w:t>:</w:t>
+      </w:r>
+      <w:r>
+        <w:t xml:space="preserve"> We may offer interactive features on our </w:t>
+      </w:r>
+      <w:proofErr w:type="gramStart"/>
+      <w:r>
+        <w:t>Website</w:t>
+      </w:r>
+      <w:proofErr w:type="gramEnd"/>
+      <w:r>
+        <w:t xml:space="preserve"> or Services, including but not limited to </w:t>
+      </w:r>
+      <w:r>
+        <w:t xml:space="preserve">generative </w:t>
+      </w:r>
+      <w:r>
+        <w:t xml:space="preserve">artificial intelligence (“AI”) features, </w:t>
+      </w:r>
+      <w:r>
+        <w:t xml:space="preserve">forums, blogs, chat and messaging services, guides, tutorials, developer documents and other materials. We and other users of our </w:t>
+      </w:r>
+      <w:r>
+        <w:t>Website or Services</w:t>
+      </w:r>
+      <w:r>
+        <w:t xml:space="preserve"> collect the information you submit or make available through these interactive features, including your name, email address, </w:t>
+      </w:r>
+      <w:r>
+        <w:t xml:space="preserve">username </w:t>
+      </w:r>
+      <w:r>
+        <w:t xml:space="preserve">and any </w:t>
+      </w:r>
+      <w:r>
+        <w:t xml:space="preserve">personal information included in </w:t>
+      </w:r>
+      <w:r>
+        <w:lastRenderedPageBreak/>
+        <w:t xml:space="preserve">the </w:t>
+      </w:r>
+      <w:r>
+        <w:t>content</w:t>
+      </w:r>
+      <w:r>
+        <w:t>s</w:t>
+      </w:r>
+      <w:r>
+        <w:t>, input</w:t>
+      </w:r>
+      <w:r>
+        <w:t>s</w:t>
+      </w:r>
+      <w:r>
+        <w:t xml:space="preserve">, file uploads, or feedback </w:t>
+      </w:r>
+      <w:r>
+        <w:t xml:space="preserve">you provide </w:t>
+      </w:r>
+      <w:r>
+        <w:t xml:space="preserve">to these interactive </w:t>
+      </w:r>
+      <w:r>
+        <w:t>features</w:t>
+      </w:r>
+      <w:r>
+        <w:t xml:space="preserve">, as well as </w:t>
+      </w:r>
+      <w:r>
+        <w:t>in the</w:t>
+      </w:r>
+      <w:r>
+        <w:t xml:space="preserve"> results or output</w:t>
+      </w:r>
+      <w:r>
+        <w:t>s</w:t>
+      </w:r>
+      <w:r>
+        <w:t xml:space="preserve"> generated from these interactive features</w:t>
+      </w:r>
+      <w:r>
+        <w:t xml:space="preserve"> (“User Content”)</w:t>
+      </w:r>
+      <w:r>
+        <w:t xml:space="preserve">. </w:t>
+      </w:r>
+    </w:p>
+    <w:p>
+      <w:pPr>
+        <w:pStyle w:val="BodyText"/>
+        <w:jc w:val="both"/>
         <w:rPr>
           <w:b/>
           <w:bCs/>
         </w:rPr>
-        <w:t>Interactive Features</w:t>
+      </w:pPr>
+      <w:r>
+        <w:rPr>
+          <w:b/>
+          <w:bCs/>
+        </w:rPr>
+        <w:t>Third-Party Integrations</w:t>
       </w:r>
       <w:r>
         <w:t>:</w:t>
       </w:r>
       <w:r>
-        <w:t xml:space="preserve"> We may offer interactive features on our </w:t>
-      </w:r>
-      <w:proofErr w:type="gramStart"/>
-      <w:r>
-        <w:t>Website</w:t>
-      </w:r>
-      <w:proofErr w:type="gramEnd"/>
-      <w:r>
-        <w:t xml:space="preserve"> or Services, including but not limited to </w:t>
-      </w:r>
-      <w:r>
-        <w:t xml:space="preserve">generative </w:t>
-      </w:r>
-      <w:r>
-        <w:t xml:space="preserve">artificial intelligence (“AI”) features, </w:t>
-      </w:r>
-      <w:r>
-        <w:t xml:space="preserve">forums, blogs, chat and messaging services, guides, tutorials, developer documents and other materials. We and other users of our </w:t>
-      </w:r>
-      <w:proofErr w:type="gramStart"/>
-      <w:r>
-        <w:t>Website</w:t>
-      </w:r>
-      <w:proofErr w:type="gramEnd"/>
-      <w:r>
-        <w:t xml:space="preserve"> or Services</w:t>
-      </w:r>
-      <w:r>
-        <w:t xml:space="preserve"> collect the information you submit or make available through these interactive features, including your name, email address, </w:t>
-      </w:r>
-      <w:r>
-        <w:t xml:space="preserve">username </w:t>
-      </w:r>
-      <w:r>
-        <w:t xml:space="preserve">and any </w:t>
-      </w:r>
-      <w:r>
-        <w:t xml:space="preserve">personal information included in </w:t>
-      </w:r>
-      <w:r>
-        <w:lastRenderedPageBreak/>
-        <w:t xml:space="preserve">the </w:t>
-      </w:r>
-      <w:r>
-        <w:t>content</w:t>
-      </w:r>
-      <w:r>
-        <w:t>s</w:t>
-      </w:r>
-      <w:r>
-        <w:t>, input</w:t>
-      </w:r>
-      <w:r>
-        <w:t>s</w:t>
-      </w:r>
-      <w:r>
-        <w:t xml:space="preserve">, file uploads, or feedback </w:t>
-      </w:r>
-      <w:r>
-        <w:t xml:space="preserve">you provide </w:t>
-      </w:r>
-      <w:r>
-        <w:t xml:space="preserve">to these interactive </w:t>
-      </w:r>
-      <w:r>
-        <w:t>features</w:t>
-      </w:r>
-      <w:r>
-        <w:t xml:space="preserve">, as well as </w:t>
-      </w:r>
-      <w:r>
-        <w:t>in the</w:t>
-      </w:r>
-      <w:r>
-        <w:t xml:space="preserve"> results or output</w:t>
-      </w:r>
-      <w:r>
-        <w:t>s</w:t>
-      </w:r>
-      <w:r>
-        <w:t xml:space="preserve"> generated from these interactive features</w:t>
-      </w:r>
-      <w:r>
-        <w:t xml:space="preserve"> (“User Content”)</w:t>
-      </w:r>
-      <w:r>
-        <w:t xml:space="preserve">. </w:t>
+        <w:t xml:space="preserve"> </w:t>
+      </w:r>
+      <w:r>
+        <w:t xml:space="preserve">When you connect a third-party service to </w:t>
+      </w:r>
+      <w:proofErr w:type="spellStart"/>
+      <w:r>
+        <w:t>AppFlowy</w:t>
+      </w:r>
+      <w:proofErr w:type="spellEnd"/>
+      <w:r>
+        <w:t xml:space="preserve"> — such as a calendar, file storage, or productivity tool — we collect only the data necessary to provide the features you have enabled. The specific data we receive depends on the permissions you grant and the privacy policy of that third-party service. </w:t>
+      </w:r>
+      <w:proofErr w:type="spellStart"/>
+      <w:r>
+        <w:t>AppFlowy's</w:t>
+      </w:r>
+      <w:proofErr w:type="spellEnd"/>
+      <w:r>
+        <w:t xml:space="preserve"> use of </w:t>
+      </w:r>
+      <w:r>
+        <w:t xml:space="preserve">and transfer of </w:t>
+      </w:r>
+      <w:r>
+        <w:t xml:space="preserve">information received from Google APIs, including Google Calendar and Google Drive, will adhere to the </w:t>
+      </w:r>
+      <w:hyperlink r:id="rId10" w:history="1">
+        <w:r>
+          <w:rPr>
+            <w:rStyle w:val="Hyperlink"/>
+          </w:rPr>
+          <w:t>Google</w:t>
+        </w:r>
+        <w:r>
+          <w:rPr>
+            <w:rStyle w:val="Hyperlink"/>
+          </w:rPr>
+          <w:t xml:space="preserve"> </w:t>
+        </w:r>
+        <w:r>
+          <w:rPr>
+            <w:rStyle w:val="Hyperlink"/>
+          </w:rPr>
+          <w:t>API Services User Data Policy</w:t>
+        </w:r>
+      </w:hyperlink>
+      <w:r>
+        <w:t>, including the Limited Use requirements.</w:t>
+      </w:r>
+      <w:r>
+        <w:t xml:space="preserve"> </w:t>
+      </w:r>
+      <w:r>
+        <w:t>We do not use Google user data to develop, improve, or train AI or machine learning models.</w:t>
       </w:r>
     </w:p>
     <w:p>
@@ -646,9 +714,11 @@
       <w:r>
         <w:t xml:space="preserve"> and other information about your interactions with our </w:t>
       </w:r>
+      <w:proofErr w:type="gramStart"/>
       <w:r>
         <w:t>Website</w:t>
       </w:r>
+      <w:proofErr w:type="gramEnd"/>
       <w:r>
         <w:t xml:space="preserve"> and advertisements</w:t>
       </w:r>
@@ -789,10 +859,18 @@
         <w:t>or</w:t>
       </w:r>
       <w:r>
-        <w:t xml:space="preserve"> Services</w:t>
-      </w:r>
-      <w:r>
-        <w:t xml:space="preserve">; </w:t>
+        <w:t xml:space="preserve"> </w:t>
+      </w:r>
+      <w:proofErr w:type="gramStart"/>
+      <w:r>
+        <w:t>Services</w:t>
+      </w:r>
+      <w:r>
+        <w:t>;</w:t>
+      </w:r>
+      <w:proofErr w:type="gramEnd"/>
+      <w:r>
+        <w:t xml:space="preserve"> </w:t>
       </w:r>
     </w:p>
     <w:p>
@@ -825,11 +903,16 @@
       </w:r>
       <w:proofErr w:type="gramEnd"/>
       <w:r>
-        <w:t xml:space="preserve"> or Services</w:t>
+        <w:t xml:space="preserve"> or </w:t>
+      </w:r>
+      <w:proofErr w:type="gramStart"/>
+      <w:r>
+        <w:t>Services</w:t>
       </w:r>
       <w:r>
         <w:t>;</w:t>
       </w:r>
+      <w:proofErr w:type="gramEnd"/>
     </w:p>
     <w:p>
       <w:pPr>
@@ -900,11 +983,16 @@
       </w:r>
       <w:proofErr w:type="gramEnd"/>
       <w:r>
-        <w:t xml:space="preserve"> or Services</w:t>
+        <w:t xml:space="preserve"> or </w:t>
+      </w:r>
+      <w:proofErr w:type="gramStart"/>
+      <w:r>
+        <w:t>Services</w:t>
       </w:r>
       <w:r>
         <w:t>;</w:t>
       </w:r>
+      <w:proofErr w:type="gramEnd"/>
     </w:p>
     <w:p>
       <w:pPr>
@@ -1090,6 +1178,7 @@
         <w:jc w:val="both"/>
       </w:pPr>
       <w:r>
+        <w:lastRenderedPageBreak/>
         <w:t xml:space="preserve">To provide advertisements and marketing promotions and offers about our products and services we think may be of interest to </w:t>
       </w:r>
       <w:proofErr w:type="gramStart"/>
@@ -1177,7 +1266,6 @@
         <w:jc w:val="both"/>
       </w:pPr>
       <w:r>
-        <w:lastRenderedPageBreak/>
         <w:t xml:space="preserve">To comply with our legal obligations; </w:t>
       </w:r>
       <w:r>
@@ -1222,7 +1310,7 @@
       <w:r>
         <w:t xml:space="preserve"> AI, you can exercise your right by sending us an email at </w:t>
       </w:r>
-      <w:hyperlink r:id="rId10" w:history="1">
+      <w:hyperlink r:id="rId11" w:history="1">
         <w:r>
           <w:rPr>
             <w:rStyle w:val="Hyperlink"/>
@@ -1349,7 +1437,7 @@
       <w:r>
         <w:t xml:space="preserve">Cookies are small, sometimes encrypted text files that are stored on computer hard drives by websites that you visit. They are used to help users navigate websites efficiently as well as to provide information to the owner of the websites. To find out more about cookies, including how to see what cookies have been set and how to manage and delete them, please visit </w:t>
       </w:r>
-      <w:hyperlink r:id="rId11" w:history="1">
+      <w:hyperlink r:id="rId12" w:history="1">
         <w:r>
           <w:rPr>
             <w:rStyle w:val="Hyperlink"/>
@@ -1383,6 +1471,7 @@
         </w:rPr>
       </w:pPr>
       <w:r>
+        <w:lastRenderedPageBreak/>
         <w:t xml:space="preserve">When you visit our </w:t>
       </w:r>
       <w:proofErr w:type="gramStart"/>
@@ -1471,36 +1560,29 @@
         <w:rPr>
           <w:lang w:val="en-GB"/>
         </w:rPr>
-        <w:t xml:space="preserve">. You may set your browser to notify you when you receive a cookie. Many web browsers also allow you to block cookies. If you block cookies, </w:t>
+        <w:t xml:space="preserve">. You may set your browser to notify you when you receive a cookie. Many web browsers also allow you to block cookies. If you block cookies, you may not be able to access certain parts of </w:t>
       </w:r>
       <w:r>
         <w:rPr>
           <w:lang w:val="en-GB"/>
         </w:rPr>
-        <w:lastRenderedPageBreak/>
-        <w:t xml:space="preserve">you may not be able to access certain parts of </w:t>
-      </w:r>
+        <w:t xml:space="preserve">our </w:t>
+      </w:r>
+      <w:proofErr w:type="gramStart"/>
       <w:r>
         <w:rPr>
           <w:lang w:val="en-GB"/>
         </w:rPr>
-        <w:t xml:space="preserve">our </w:t>
-      </w:r>
-      <w:proofErr w:type="gramStart"/>
+        <w:t>Website</w:t>
+      </w:r>
+      <w:proofErr w:type="gramEnd"/>
       <w:r>
         <w:rPr>
           <w:lang w:val="en-GB"/>
         </w:rPr>
-        <w:t>Website</w:t>
-      </w:r>
-      <w:proofErr w:type="gramEnd"/>
-      <w:r>
-        <w:rPr>
-          <w:lang w:val="en-GB"/>
-        </w:rPr>
         <w:t xml:space="preserve">. You can disable cookies from your computer system by following the instructions on your browser or at </w:t>
       </w:r>
-      <w:hyperlink r:id="rId12" w:history="1">
+      <w:hyperlink r:id="rId13" w:history="1">
         <w:r>
           <w:rPr>
             <w:rStyle w:val="Hyperlink"/>
@@ -1631,12 +1713,14 @@
         </w:rPr>
         <w:t xml:space="preserve">, what pages they visit when they do so, and what other websites they visited prior to visiting our </w:t>
       </w:r>
+      <w:proofErr w:type="gramStart"/>
       <w:r>
         <w:rPr>
           <w:lang w:val="en-GB"/>
         </w:rPr>
         <w:t>Website</w:t>
       </w:r>
+      <w:proofErr w:type="gramEnd"/>
       <w:r>
         <w:rPr>
           <w:lang w:val="en-GB"/>
@@ -1667,7 +1751,7 @@
         </w:rPr>
         <w:t xml:space="preserve"> </w:t>
       </w:r>
-      <w:hyperlink r:id="rId13" w:anchor="infocollect" w:history="1">
+      <w:hyperlink r:id="rId14" w:anchor="infocollect" w:history="1">
         <w:r>
           <w:rPr>
             <w:rStyle w:val="Hyperlink"/>
@@ -1765,7 +1849,21 @@
         <w:rPr>
           <w:color w:val="000000"/>
         </w:rPr>
-        <w:t xml:space="preserve"> at this time. </w:t>
+        <w:t xml:space="preserve"> </w:t>
+      </w:r>
+      <w:proofErr w:type="gramStart"/>
+      <w:r>
+        <w:rPr>
+          <w:color w:val="000000"/>
+        </w:rPr>
+        <w:t>at this time</w:t>
+      </w:r>
+      <w:proofErr w:type="gramEnd"/>
+      <w:r>
+        <w:rPr>
+          <w:color w:val="000000"/>
+        </w:rPr>
+        <w:t xml:space="preserve">. </w:t>
       </w:r>
     </w:p>
     <w:p>
@@ -2010,7 +2108,11 @@
         <w:t xml:space="preserve"> of your request</w:t>
       </w:r>
       <w:r>
-        <w:t>. However, in certain cases, we may not be able to comply with your request if we</w:t>
+        <w:t xml:space="preserve">. However, in certain cases, we may not be able </w:t>
+      </w:r>
+      <w:r>
+        <w:lastRenderedPageBreak/>
+        <w:t>to comply with your request if we</w:t>
       </w:r>
       <w:r>
         <w:t xml:space="preserve"> need to retain your personal information as required by applicable la</w:t>
@@ -2048,7 +2150,6 @@
         <w:jc w:val="both"/>
       </w:pPr>
       <w:r>
-        <w:lastRenderedPageBreak/>
         <w:t>We implement and maintain reasonable security</w:t>
       </w:r>
       <w:r>
@@ -2148,16 +2249,24 @@
         </w:rPr>
         <w:t xml:space="preserve">may contain links to other </w:t>
       </w:r>
+      <w:proofErr w:type="gramStart"/>
       <w:r>
         <w:rPr>
           <w:bCs/>
         </w:rPr>
-        <w:t xml:space="preserve">third party </w:t>
-      </w:r>
+        <w:t>third party</w:t>
+      </w:r>
+      <w:proofErr w:type="gramEnd"/>
       <w:r>
         <w:rPr>
           <w:bCs/>
         </w:rPr>
+        <w:t xml:space="preserve"> </w:t>
+      </w:r>
+      <w:r>
+        <w:rPr>
+          <w:bCs/>
+        </w:rPr>
         <w:t>websites or social media buttons</w:t>
       </w:r>
       <w:r>
@@ -2241,8 +2350,13 @@
       <w:r>
         <w:t xml:space="preserve"> browsing and interaction on any other website, including those that have a link on our </w:t>
       </w:r>
-      <w:r>
-        <w:t>Website or Services</w:t>
+      <w:proofErr w:type="gramStart"/>
+      <w:r>
+        <w:t>Website</w:t>
+      </w:r>
+      <w:proofErr w:type="gramEnd"/>
+      <w:r>
+        <w:t xml:space="preserve"> or Services</w:t>
       </w:r>
       <w:r>
         <w:t xml:space="preserve">, is subject to that website’s own </w:t>
@@ -2430,6 +2544,7 @@
           <w:b/>
           <w:bCs/>
         </w:rPr>
+        <w:lastRenderedPageBreak/>
         <w:t>Contact Us</w:t>
       </w:r>
     </w:p>
@@ -2447,7 +2562,7 @@
         <w:pStyle w:val="BodyText"/>
         <w:jc w:val="both"/>
       </w:pPr>
-      <w:hyperlink r:id="rId14" w:history="1">
+      <w:hyperlink r:id="rId15" w:history="1">
         <w:r>
           <w:rPr>
             <w:rStyle w:val="Hyperlink"/>
@@ -2469,7 +2584,7 @@
       </w:pPr>
     </w:p>
     <w:sectPr>
-      <w:headerReference w:type="default" r:id="rId15"/>
+      <w:headerReference w:type="default" r:id="rId16"/>
       <w:pgSz w:w="12240" w:h="15840"/>
       <w:pgMar w:top="1440" w:right="1440" w:bottom="1440" w:left="1440" w:header="720" w:footer="720" w:gutter="0"/>
       <w:cols w:space="720"/>
@@ -2480,7 +2595,7 @@
 </file>
 
 <file path=word/endnotes.xml><?xml version="1.0" encoding="utf-8"?>
-<w:endnotes xmlns:wpc="http://schemas.microsoft.com/office/word/2010/wordprocessingCanvas" xmlns:cx="http://schemas.microsoft.com/office/drawing/2014/chartex" xmlns:cx1="http://schemas.microsoft.com/office/drawing/2015/9/8/chartex" xmlns:cx2="http://schemas.microsoft.com/office/drawing/2015/10/21/chartex" xmlns:cx3="http://schemas.microsoft.com/office/drawing/2016/5/9/chartex" xmlns:cx4="http://schemas.microsoft.com/office/drawing/2016/5/10/chartex" xmlns:cx5="http://schemas.microsoft.com/office/drawing/2016/5/11/chartex" xmlns:cx6="http://schemas.microsoft.com/office/drawing/2016/5/12/chartex" xmlns:cx7="http://schemas.microsoft.com/office/drawing/2016/5/13/chartex" xmlns:cx8="http://schemas.microsoft.com/office/drawing/2016/5/14/chartex" xmlns:mc="http://schemas.openxmlformats.org/markup-compatibility/2006" xmlns:aink="http://schemas.microsoft.com/office/drawing/2016/ink" xmlns:am3d="http://schemas.microsoft.com/office/drawing/2017/model3d" xmlns:o="urn:schemas-microsoft-com:office:office" xmlns:oel="http://schemas.microsoft.com/office/2019/extlst" xmlns:r="http://schemas.openxmlformats.org/officeDocument/2006/relationships" xmlns:m="http://schemas.openxmlformats.org/officeDocument/2006/math" xmlns:v="urn:schemas-microsoft-com:vml" xmlns:wp14="http://schemas.microsoft.com/office/word/2010/wordprocessingDrawing" xmlns:wp="http://schemas.openxmlformats.org/drawingml/2006/wordprocessingDrawing" xmlns:w10="urn:schemas-microsoft-com:office:word" xmlns:w="http://schemas.openxmlformats.org/wordprocessingml/2006/main" xmlns:w14="http://schemas.microsoft.com/office/word/2010/wordml" xmlns:w15="http://schemas.microsoft.com/office/word/2012/wordml" xmlns:w16cex="http://schemas.microsoft.com/office/word/2018/wordml/cex" xmlns:w16cid="http://schemas.microsoft.com/office/word/2016/wordml/cid" xmlns:w16="http://schemas.microsoft.com/office/word/2018/wordml" xmlns:w16sdtdh="http://schemas.microsoft.com/office/word/2020/wordml/sdtdatahash" xmlns:w16se="http://schemas.microsoft.com/office/word/2015/wordml/symex" xmlns:wpg="http://schemas.microsoft.com/office/word/2010/wordprocessingGroup" xmlns:wpi="http://schemas.microsoft.com/office/word/2010/wordprocessingInk" xmlns:wne="http://schemas.microsoft.com/office/word/2006/wordml" xmlns:wps="http://schemas.microsoft.com/office/word/2010/wordprocessingShape" mc:Ignorable="w14 w15 w16se w16cid w16 w16cex w16sdtdh wp14">
+<w:endnotes xmlns:wpc="http://schemas.microsoft.com/office/word/2010/wordprocessingCanvas" xmlns:cx="http://schemas.microsoft.com/office/drawing/2014/chartex" xmlns:cx1="http://schemas.microsoft.com/office/drawing/2015/9/8/chartex" xmlns:cx2="http://schemas.microsoft.com/office/drawing/2015/10/21/chartex" xmlns:cx3="http://schemas.microsoft.com/office/drawing/2016/5/9/chartex" xmlns:cx4="http://schemas.microsoft.com/office/drawing/2016/5/10/chartex" xmlns:cx5="http://schemas.microsoft.com/office/drawing/2016/5/11/chartex" xmlns:cx6="http://schemas.microsoft.com/office/drawing/2016/5/12/chartex" xmlns:cx7="http://schemas.microsoft.com/office/drawing/2016/5/13/chartex" xmlns:cx8="http://schemas.microsoft.com/office/drawing/2016/5/14/chartex" xmlns:mc="http://schemas.openxmlformats.org/markup-compatibility/2006" xmlns:aink="http://schemas.microsoft.com/office/drawing/2016/ink" xmlns:am3d="http://schemas.microsoft.com/office/drawing/2017/model3d" xmlns:o="urn:schemas-microsoft-com:office:office" xmlns:oel="http://schemas.microsoft.com/office/2019/extlst" xmlns:r="http://schemas.openxmlformats.org/officeDocument/2006/relationships" xmlns:m="http://schemas.openxmlformats.org/officeDocument/2006/math" xmlns:v="urn:schemas-microsoft-com:vml" xmlns:wp14="http://schemas.microsoft.com/office/word/2010/wordprocessingDrawing" xmlns:wp="http://schemas.openxmlformats.org/drawingml/2006/wordprocessingDrawing" xmlns:w10="urn:schemas-microsoft-com:office:word" xmlns:w="http://schemas.openxmlformats.org/wordprocessingml/2006/main" xmlns:w14="http://schemas.microsoft.com/office/word/2010/wordml" xmlns:w15="http://schemas.microsoft.com/office/word/2012/wordml" xmlns:w16cex="http://schemas.microsoft.com/office/word/2018/wordml/cex" xmlns:w16cid="http://schemas.microsoft.com/office/word/2016/wordml/cid" xmlns:w16="http://schemas.microsoft.com/office/word/2018/wordml" xmlns:w16du="http://schemas.microsoft.com/office/word/2023/wordml/word16du" xmlns:w16sdtdh="http://schemas.microsoft.com/office/word/2020/wordml/sdtdatahash" xmlns:w16sdtfl="http://schemas.microsoft.com/office/word/2024/wordml/sdtformatlock" xmlns:w16se="http://schemas.microsoft.com/office/word/2015/wordml/symex" xmlns:wpg="http://schemas.microsoft.com/office/word/2010/wordprocessingGroup" xmlns:wpi="http://schemas.microsoft.com/office/word/2010/wordprocessingInk" xmlns:wne="http://schemas.microsoft.com/office/word/2006/wordml" xmlns:wps="http://schemas.microsoft.com/office/word/2010/wordprocessingShape" mc:Ignorable="w14 w15 w16se w16cid w16 w16cex w16sdtdh w16sdtfl w16du wp14">
   <w:endnote w:type="separator" w:id="-1">
     <w:p>
       <w:r>
@@ -2499,7 +2614,7 @@
 </file>
 
 <file path=word/footnotes.xml><?xml version="1.0" encoding="utf-8"?>
-<w:footnotes xmlns:wpc="http://schemas.microsoft.com/office/word/2010/wordprocessingCanvas" xmlns:cx="http://schemas.microsoft.com/office/drawing/2014/chartex" xmlns:cx1="http://schemas.microsoft.com/office/drawing/2015/9/8/chartex" xmlns:cx2="http://schemas.microsoft.com/office/drawing/2015/10/21/chartex" xmlns:cx3="http://schemas.microsoft.com/office/drawing/2016/5/9/chartex" xmlns:cx4="http://schemas.microsoft.com/office/drawing/2016/5/10/chartex" xmlns:cx5="http://schemas.microsoft.com/office/drawing/2016/5/11/chartex" xmlns:cx6="http://schemas.microsoft.com/office/drawing/2016/5/12/chartex" xmlns:cx7="http://schemas.microsoft.com/office/drawing/2016/5/13/chartex" xmlns:cx8="http://schemas.microsoft.com/office/drawing/2016/5/14/chartex" xmlns:mc="http://schemas.openxmlformats.org/markup-compatibility/2006" xmlns:aink="http://schemas.microsoft.com/office/drawing/2016/ink" xmlns:am3d="http://schemas.microsoft.com/office/drawing/2017/model3d" xmlns:o="urn:schemas-microsoft-com:office:office" xmlns:oel="http://schemas.microsoft.com/office/2019/extlst" xmlns:r="http://schemas.openxmlformats.org/officeDocument/2006/relationships" xmlns:m="http://schemas.openxmlformats.org/officeDocument/2006/math" xmlns:v="urn:schemas-microsoft-com:vml" xmlns:wp14="http://schemas.microsoft.com/office/word/2010/wordprocessingDrawing" xmlns:wp="http://schemas.openxmlformats.org/drawingml/2006/wordprocessingDrawing" xmlns:w10="urn:schemas-microsoft-com:office:word" xmlns:w="http://schemas.openxmlformats.org/wordprocessingml/2006/main" xmlns:w14="http://schemas.microsoft.com/office/word/2010/wordml" xmlns:w15="http://schemas.microsoft.com/office/word/2012/wordml" xmlns:w16cex="http://schemas.microsoft.com/office/word/2018/wordml/cex" xmlns:w16cid="http://schemas.microsoft.com/office/word/2016/wordml/cid" xmlns:w16="http://schemas.microsoft.com/office/word/2018/wordml" xmlns:w16sdtdh="http://schemas.microsoft.com/office/word/2020/wordml/sdtdatahash" xmlns:w16se="http://schemas.microsoft.com/office/word/2015/wordml/symex" xmlns:wpg="http://schemas.microsoft.com/office/word/2010/wordprocessingGroup" xmlns:wpi="http://schemas.microsoft.com/office/word/2010/wordprocessingInk" xmlns:wne="http://schemas.microsoft.com/office/word/2006/wordml" xmlns:wps="http://schemas.microsoft.com/office/word/2010/wordprocessingShape" mc:Ignorable="w14 w15 w16se w16cid w16 w16cex w16sdtdh wp14">
+<w:footnotes xmlns:wpc="http://schemas.microsoft.com/office/word/2010/wordprocessingCanvas" xmlns:cx="http://schemas.microsoft.com/office/drawing/2014/chartex" xmlns:cx1="http://schemas.microsoft.com/office/drawing/2015/9/8/chartex" xmlns:cx2="http://schemas.microsoft.com/office/drawing/2015/10/21/chartex" xmlns:cx3="http://schemas.microsoft.com/office/drawing/2016/5/9/chartex" xmlns:cx4="http://schemas.microsoft.com/office/drawing/2016/5/10/chartex" xmlns:cx5="http://schemas.microsoft.com/office/drawing/2016/5/11/chartex" xmlns:cx6="http://schemas.microsoft.com/office/drawing/2016/5/12/chartex" xmlns:cx7="http://schemas.microsoft.com/office/drawing/2016/5/13/chartex" xmlns:cx8="http://schemas.microsoft.com/office/drawing/2016/5/14/chartex" xmlns:mc="http://schemas.openxmlformats.org/markup-compatibility/2006" xmlns:aink="http://schemas.microsoft.com/office/drawing/2016/ink" xmlns:am3d="http://schemas.microsoft.com/office/drawing/2017/model3d" xmlns:o="urn:schemas-microsoft-com:office:office" xmlns:oel="http://schemas.microsoft.com/office/2019/extlst" xmlns:r="http://schemas.openxmlformats.org/officeDocument/2006/relationships" xmlns:m="http://schemas.openxmlformats.org/officeDocument/2006/math" xmlns:v="urn:schemas-microsoft-com:vml" xmlns:wp14="http://schemas.microsoft.com/office/word/2010/wordprocessingDrawing" xmlns:wp="http://schemas.openxmlformats.org/drawingml/2006/wordprocessingDrawing" xmlns:w10="urn:schemas-microsoft-com:office:word" xmlns:w="http://schemas.openxmlformats.org/wordprocessingml/2006/main" xmlns:w14="http://schemas.microsoft.com/office/word/2010/wordml" xmlns:w15="http://schemas.microsoft.com/office/word/2012/wordml" xmlns:w16cex="http://schemas.microsoft.com/office/word/2018/wordml/cex" xmlns:w16cid="http://schemas.microsoft.com/office/word/2016/wordml/cid" xmlns:w16="http://schemas.microsoft.com/office/word/2018/wordml" xmlns:w16du="http://schemas.microsoft.com/office/word/2023/wordml/word16du" xmlns:w16sdtdh="http://schemas.microsoft.com/office/word/2020/wordml/sdtdatahash" xmlns:w16sdtfl="http://schemas.microsoft.com/office/word/2024/wordml/sdtformatlock" xmlns:w16se="http://schemas.microsoft.com/office/word/2015/wordml/symex" xmlns:wpg="http://schemas.microsoft.com/office/word/2010/wordprocessingGroup" xmlns:wpi="http://schemas.microsoft.com/office/word/2010/wordprocessingInk" xmlns:wne="http://schemas.microsoft.com/office/word/2006/wordml" xmlns:wps="http://schemas.microsoft.com/office/word/2010/wordprocessingShape" mc:Ignorable="w14 w15 w16se w16cid w16 w16cex w16sdtdh w16sdtfl w16du wp14">
   <w:footnote w:type="separator" w:id="-1">
     <w:p>
       <w:r>
@@ -2518,7 +2633,7 @@
 </file>
 
 <file path=word/header1.xml><?xml version="1.0" encoding="utf-8"?>
-<w:hdr xmlns:wpc="http://schemas.microsoft.com/office/word/2010/wordprocessingCanvas" xmlns:cx="http://schemas.microsoft.com/office/drawing/2014/chartex" xmlns:cx1="http://schemas.microsoft.com/office/drawing/2015/9/8/chartex" xmlns:cx2="http://schemas.microsoft.com/office/drawing/2015/10/21/chartex" xmlns:cx3="http://schemas.microsoft.com/office/drawing/2016/5/9/chartex" xmlns:cx4="http://schemas.microsoft.com/office/drawing/2016/5/10/chartex" xmlns:cx5="http://schemas.microsoft.com/office/drawing/2016/5/11/chartex" xmlns:cx6="http://schemas.microsoft.com/office/drawing/2016/5/12/chartex" xmlns:cx7="http://schemas.microsoft.com/office/drawing/2016/5/13/chartex" xmlns:cx8="http://schemas.microsoft.com/office/drawing/2016/5/14/chartex" xmlns:mc="http://schemas.openxmlformats.org/markup-compatibility/2006" xmlns:aink="http://schemas.microsoft.com/office/drawing/2016/ink" xmlns:am3d="http://schemas.microsoft.com/office/drawing/2017/model3d" xmlns:o="urn:schemas-microsoft-com:office:office" xmlns:oel="http://schemas.microsoft.com/office/2019/extlst" xmlns:r="http://schemas.openxmlformats.org/officeDocument/2006/relationships" xmlns:m="http://schemas.openxmlformats.org/officeDocument/2006/math" xmlns:v="urn:schemas-microsoft-com:vml" xmlns:wp14="http://schemas.microsoft.com/office/word/2010/wordprocessingDrawing" xmlns:wp="http://schemas.openxmlformats.org/drawingml/2006/wordprocessingDrawing" xmlns:w10="urn:schemas-microsoft-com:office:word" xmlns:w="http://schemas.openxmlformats.org/wordprocessingml/2006/main" xmlns:w14="http://schemas.microsoft.com/office/word/2010/wordml" xmlns:w15="http://schemas.microsoft.com/office/word/2012/wordml" xmlns:w16cex="http://schemas.microsoft.com/office/word/2018/wordml/cex" xmlns:w16cid="http://schemas.microsoft.com/office/word/2016/wordml/cid" xmlns:w16="http://schemas.microsoft.com/office/word/2018/wordml" xmlns:w16sdtdh="http://schemas.microsoft.com/office/word/2020/wordml/sdtdatahash" xmlns:w16se="http://schemas.microsoft.com/office/word/2015/wordml/symex" xmlns:wpg="http://schemas.microsoft.com/office/word/2010/wordprocessingGroup" xmlns:wpi="http://schemas.microsoft.com/office/word/2010/wordprocessingInk" xmlns:wne="http://schemas.microsoft.com/office/word/2006/wordml" xmlns:wps="http://schemas.microsoft.com/office/word/2010/wordprocessingShape" mc:Ignorable="w14 w15 w16se w16cid w16 w16cex w16sdtdh wp14">
+<w:hdr xmlns:wpc="http://schemas.microsoft.com/office/word/2010/wordprocessingCanvas" xmlns:cx="http://schemas.microsoft.com/office/drawing/2014/chartex" xmlns:cx1="http://schemas.microsoft.com/office/drawing/2015/9/8/chartex" xmlns:cx2="http://schemas.microsoft.com/office/drawing/2015/10/21/chartex" xmlns:cx3="http://schemas.microsoft.com/office/drawing/2016/5/9/chartex" xmlns:cx4="http://schemas.microsoft.com/office/drawing/2016/5/10/chartex" xmlns:cx5="http://schemas.microsoft.com/office/drawing/2016/5/11/chartex" xmlns:cx6="http://schemas.microsoft.com/office/drawing/2016/5/12/chartex" xmlns:cx7="http://schemas.microsoft.com/office/drawing/2016/5/13/chartex" xmlns:cx8="http://schemas.microsoft.com/office/drawing/2016/5/14/chartex" xmlns:mc="http://schemas.openxmlformats.org/markup-compatibility/2006" xmlns:aink="http://schemas.microsoft.com/office/drawing/2016/ink" xmlns:am3d="http://schemas.microsoft.com/office/drawing/2017/model3d" xmlns:o="urn:schemas-microsoft-com:office:office" xmlns:oel="http://schemas.microsoft.com/office/2019/extlst" xmlns:r="http://schemas.openxmlformats.org/officeDocument/2006/relationships" xmlns:m="http://schemas.openxmlformats.org/officeDocument/2006/math" xmlns:v="urn:schemas-microsoft-com:vml" xmlns:wp14="http://schemas.microsoft.com/office/word/2010/wordprocessingDrawing" xmlns:wp="http://schemas.openxmlformats.org/drawingml/2006/wordprocessingDrawing" xmlns:w10="urn:schemas-microsoft-com:office:word" xmlns:w="http://schemas.openxmlformats.org/wordprocessingml/2006/main" xmlns:w14="http://schemas.microsoft.com/office/word/2010/wordml" xmlns:w15="http://schemas.microsoft.com/office/word/2012/wordml" xmlns:w16cex="http://schemas.microsoft.com/office/word/2018/wordml/cex" xmlns:w16cid="http://schemas.microsoft.com/office/word/2016/wordml/cid" xmlns:w16="http://schemas.microsoft.com/office/word/2018/wordml" xmlns:w16du="http://schemas.microsoft.com/office/word/2023/wordml/word16du" xmlns:w16sdtdh="http://schemas.microsoft.com/office/word/2020/wordml/sdtdatahash" xmlns:w16sdtfl="http://schemas.microsoft.com/office/word/2024/wordml/sdtformatlock" xmlns:w16se="http://schemas.microsoft.com/office/word/2015/wordml/symex" xmlns:wpg="http://schemas.microsoft.com/office/word/2010/wordprocessingGroup" xmlns:wpi="http://schemas.microsoft.com/office/word/2010/wordprocessingInk" xmlns:wne="http://schemas.microsoft.com/office/word/2006/wordml" xmlns:wps="http://schemas.microsoft.com/office/word/2010/wordprocessingShape" mc:Ignorable="w14 w15 w16se w16cid w16 w16cex w16sdtdh w16sdtfl w16du wp14">
   <w:p>
     <w:pPr>
       <w:pStyle w:val="Header"/>
@@ -2528,7 +2643,7 @@
 </file>
 
 <file path=word/numbering.xml><?xml version="1.0" encoding="utf-8"?>
-<w:numbering xmlns:wpc="http://schemas.microsoft.com/office/word/2010/wordprocessingCanvas" xmlns:cx="http://schemas.microsoft.com/office/drawing/2014/chartex" xmlns:cx1="http://schemas.microsoft.com/office/drawing/2015/9/8/chartex" xmlns:cx2="http://schemas.microsoft.com/office/drawing/2015/10/21/chartex" xmlns:cx3="http://schemas.microsoft.com/office/drawing/2016/5/9/chartex" xmlns:cx4="http://schemas.microsoft.com/office/drawing/2016/5/10/chartex" xmlns:cx5="http://schemas.microsoft.com/office/drawing/2016/5/11/chartex" xmlns:cx6="http://schemas.microsoft.com/office/drawing/2016/5/12/chartex" xmlns:cx7="http://schemas.microsoft.com/office/drawing/2016/5/13/chartex" xmlns:cx8="http://schemas.microsoft.com/office/drawing/2016/5/14/chartex" xmlns:mc="http://schemas.openxmlformats.org/markup-compatibility/2006" xmlns:aink="http://schemas.microsoft.com/office/drawing/2016/ink" xmlns:am3d="http://schemas.microsoft.com/office/drawing/2017/model3d" xmlns:o="urn:schemas-microsoft-com:office:office" xmlns:oel="http://schemas.microsoft.com/office/2019/extlst" xmlns:r="http://schemas.openxmlformats.org/officeDocument/2006/relationships" xmlns:m="http://schemas.openxmlformats.org/officeDocument/2006/math" xmlns:v="urn:schemas-microsoft-com:vml" xmlns:wp14="http://schemas.microsoft.com/office/word/2010/wordprocessingDrawing" xmlns:wp="http://schemas.openxmlformats.org/drawingml/2006/wordprocessingDrawing" xmlns:w10="urn:schemas-microsoft-com:office:word" xmlns:w="http://schemas.openxmlformats.org/wordprocessingml/2006/main" xmlns:w14="http://schemas.microsoft.com/office/word/2010/wordml" xmlns:w15="http://schemas.microsoft.com/office/word/2012/wordml" xmlns:w16cex="http://schemas.microsoft.com/office/word/2018/wordml/cex" xmlns:w16cid="http://schemas.microsoft.com/office/word/2016/wordml/cid" xmlns:w16="http://schemas.microsoft.com/office/word/2018/wordml" xmlns:w16sdtdh="http://schemas.microsoft.com/office/word/2020/wordml/sdtdatahash" xmlns:w16se="http://schemas.microsoft.com/office/word/2015/wordml/symex" xmlns:wpg="http://schemas.microsoft.com/office/word/2010/wordprocessingGroup" xmlns:wpi="http://schemas.microsoft.com/office/word/2010/wordprocessingInk" xmlns:wne="http://schemas.microsoft.com/office/word/2006/wordml" xmlns:wps="http://schemas.microsoft.com/office/word/2010/wordprocessingShape" mc:Ignorable="w14 w15 w16se w16cid w16 w16cex w16sdtdh wp14">
+<w:numbering xmlns:wpc="http://schemas.microsoft.com/office/word/2010/wordprocessingCanvas" xmlns:cx="http://schemas.microsoft.com/office/drawing/2014/chartex" xmlns:cx1="http://schemas.microsoft.com/office/drawing/2015/9/8/chartex" xmlns:cx2="http://schemas.microsoft.com/office/drawing/2015/10/21/chartex" xmlns:cx3="http://schemas.microsoft.com/office/drawing/2016/5/9/chartex" xmlns:cx4="http://schemas.microsoft.com/office/drawing/2016/5/10/chartex" xmlns:cx5="http://schemas.microsoft.com/office/drawing/2016/5/11/chartex" xmlns:cx6="http://schemas.microsoft.com/office/drawing/2016/5/12/chartex" xmlns:cx7="http://schemas.microsoft.com/office/drawing/2016/5/13/chartex" xmlns:cx8="http://schemas.microsoft.com/office/drawing/2016/5/14/chartex" xmlns:mc="http://schemas.openxmlformats.org/markup-compatibility/2006" xmlns:aink="http://schemas.microsoft.com/office/drawing/2016/ink" xmlns:am3d="http://schemas.microsoft.com/office/drawing/2017/model3d" xmlns:o="urn:schemas-microsoft-com:office:office" xmlns:oel="http://schemas.microsoft.com/office/2019/extlst" xmlns:r="http://schemas.openxmlformats.org/officeDocument/2006/relationships" xmlns:m="http://schemas.openxmlformats.org/officeDocument/2006/math" xmlns:v="urn:schemas-microsoft-com:vml" xmlns:wp14="http://schemas.microsoft.com/office/word/2010/wordprocessingDrawing" xmlns:wp="http://schemas.openxmlformats.org/drawingml/2006/wordprocessingDrawing" xmlns:w10="urn:schemas-microsoft-com:office:word" xmlns:w="http://schemas.openxmlformats.org/wordprocessingml/2006/main" xmlns:w14="http://schemas.microsoft.com/office/word/2010/wordml" xmlns:w15="http://schemas.microsoft.com/office/word/2012/wordml" xmlns:w16cex="http://schemas.microsoft.com/office/word/2018/wordml/cex" xmlns:w16cid="http://schemas.microsoft.com/office/word/2016/wordml/cid" xmlns:w16="http://schemas.microsoft.com/office/word/2018/wordml" xmlns:w16du="http://schemas.microsoft.com/office/word/2023/wordml/word16du" xmlns:w16sdtdh="http://schemas.microsoft.com/office/word/2020/wordml/sdtdatahash" xmlns:w16sdtfl="http://schemas.microsoft.com/office/word/2024/wordml/sdtformatlock" xmlns:w16se="http://schemas.microsoft.com/office/word/2015/wordml/symex" xmlns:wpg="http://schemas.microsoft.com/office/word/2010/wordprocessingGroup" xmlns:wpi="http://schemas.microsoft.com/office/word/2010/wordprocessingInk" xmlns:wne="http://schemas.microsoft.com/office/word/2006/wordml" xmlns:wps="http://schemas.microsoft.com/office/word/2010/wordprocessingShape" mc:Ignorable="w14 w15 w16se w16cid w16 w16cex w16sdtdh w16sdtfl w16du wp14">
   <w:abstractNum w:abstractNumId="0" w15:restartNumberingAfterBreak="0">
     <w:nsid w:val="FFFFFF80"/>
     <w:multiLevelType w:val="singleLevel"/>
@@ -4313,7 +4428,7 @@
 </file>
 
 <file path=word/styles.xml><?xml version="1.0" encoding="utf-8"?>
-<w:styles xmlns:mc="http://schemas.openxmlformats.org/markup-compatibility/2006" xmlns:r="http://schemas.openxmlformats.org/officeDocument/2006/relationships" xmlns:w="http://schemas.openxmlformats.org/wordprocessingml/2006/main" xmlns:w14="http://schemas.microsoft.com/office/word/2010/wordml" xmlns:w15="http://schemas.microsoft.com/office/word/2012/wordml" xmlns:w16cex="http://schemas.microsoft.com/office/word/2018/wordml/cex" xmlns:w16cid="http://schemas.microsoft.com/office/word/2016/wordml/cid" xmlns:w16="http://schemas.microsoft.com/office/word/2018/wordml" xmlns:w16sdtdh="http://schemas.microsoft.com/office/word/2020/wordml/sdtdatahash" xmlns:w16se="http://schemas.microsoft.com/office/word/2015/wordml/symex" mc:Ignorable="w14 w15 w16se w16cid w16 w16cex w16sdtdh">
+<w:styles xmlns:mc="http://schemas.openxmlformats.org/markup-compatibility/2006" xmlns:r="http://schemas.openxmlformats.org/officeDocument/2006/relationships" xmlns:w="http://schemas.openxmlformats.org/wordprocessingml/2006/main" xmlns:w14="http://schemas.microsoft.com/office/word/2010/wordml" xmlns:w15="http://schemas.microsoft.com/office/word/2012/wordml" xmlns:w16cex="http://schemas.microsoft.com/office/word/2018/wordml/cex" xmlns:w16cid="http://schemas.microsoft.com/office/word/2016/wordml/cid" xmlns:w16="http://schemas.microsoft.com/office/word/2018/wordml" xmlns:w16du="http://schemas.microsoft.com/office/word/2023/wordml/word16du" xmlns:w16sdtdh="http://schemas.microsoft.com/office/word/2020/wordml/sdtdatahash" xmlns:w16sdtfl="http://schemas.microsoft.com/office/word/2024/wordml/sdtformatlock" xmlns:w16se="http://schemas.microsoft.com/office/word/2015/wordml/symex" mc:Ignorable="w14 w15 w16se w16cid w16 w16cex w16sdtdh w16sdtfl w16du">
   <w:docDefaults>
     <w:rPrDefault>
       <w:rPr>
@@ -4898,7 +5013,6 @@
   <w:style w:type="character" w:default="1" w:styleId="DefaultParagraphFont">
     <w:name w:val="Default Paragraph Font"/>
     <w:uiPriority w:val="1"/>
-    <w:semiHidden/>
     <w:unhideWhenUsed/>
   </w:style>
   <w:style w:type="table" w:default="1" w:styleId="TableNormal">
